--- a/MASY1800_ET_Agent_Scaffold_v1_0/agents/disruption_agent/deliverables/04_Craft_Gained_Draft.docx
+++ b/MASY1800_ET_Agent_Scaffold_v1_0/agents/disruption_agent/deliverables/04_Craft_Gained_Draft.docx
@@ -12,7 +12,7 @@
     </w:p>
     <w:p>
       <w:r>
-        <w:t>I initially treated different ratings across cases as evidence of context sensitivity. Reviewing the outputs showed a subtler problem: the agent rated revenue-model exposure in one case and workflow change in another. I also learned that defining a mid-term window does not establish when disruption will arrive. Next time, I will hold the assessment object constant, require evidence for impact timing, and separate a useful pilot from a market forecast. A schema-valid response can still support the wrong management inference.</w:t>
+        <w:t>I learned that changing ratings across cases is not enough to demonstrate context sensitivity. Our initial outputs mixed revenue-model threats with workflow benefits and treated planning windows like impact evidence. The retest improved uncertainty handling, but repeated counterarguments and a shared conversation limited the result. Next time, I will hold the assessment object constant, separate a pilot schedule from a disruption forecast, and preserve unsuccessful corrections. A useful agent must expose where its judgment stops, even when its JSON validates and its prose sounds convincing.</w:t>
       </w:r>
     </w:p>
     <w:sectPr>
@@ -33,7 +33,7 @@
       <w:pStyle w:val="Caption"/>
     </w:pPr>
     <w:r>
-      <w:t>Assignment 2 | Review draft — behavioral retest pending</w:t>
+      <w:t>Assignment 2 | Source-linked analysis and test record</w:t>
     </w:r>
   </w:p>
 </w:hdr>
